--- a/Развёрнутый отзыв научного руководителя об учебной практике.docx
+++ b/Развёрнутый отзыв научного руководителя об учебной практике.docx
@@ -116,7 +116,7 @@
           <w:lang w:eastAsia="ru-RU"/>
           <w14:ligatures w14:val="none"/>
         </w:rPr>
-        <w:t>Оцените по шкале от 1 до 5 следующие утверждения (1 - совсем не согласен с утверждением, “всё абсолютно не так”; 5 - полностью согласен с утверждением, “удивительно, но именно так и есть”):</w:t>
+        <w:t>Оцените по шкале от 1 до 5 следующие утверждения (1 — совсем не согласен с утверждением, “всё абсолютно не так”; 5 — полностью согласен с утверждением, “удивительно, но именно так и есть”):</w:t>
       </w:r>
     </w:p>
     <w:p>
@@ -838,7 +838,7 @@
           <w:lang w:eastAsia="ru-RU"/>
           <w14:ligatures w14:val="none"/>
         </w:rPr>
-        <w:t>Итого рекомендуемая оценка: (заполнить конкретной буквой: A, B, C, D, E, F), где А – “полностью доволен”, “отлично”; F – “ужасно”, “неудовлетворительно”, “всё с самого начала переделать”.</w:t>
+        <w:t>Итого рекомендуемая оценка: (заполнить конкретной буквой: A, B, C, D, E, F), где А — “полностью доволен”, “отлично”; F — “ужасно”, “неудовлетворительно”, “всё с самого начала переделать”.</w:t>
       </w:r>
     </w:p>
     <w:tbl>
@@ -856,8 +856,8 @@
         <w:tblLook w:firstRow="1" w:noVBand="1" w:lastRow="0" w:firstColumn="1" w:lastColumn="0" w:noHBand="0" w:val="04a0"/>
       </w:tblPr>
       <w:tblGrid>
-        <w:gridCol w:w="4814"/>
-        <w:gridCol w:w="4537"/>
+        <w:gridCol w:w="4813"/>
+        <w:gridCol w:w="4538"/>
       </w:tblGrid>
       <w:tr>
         <w:trPr>
@@ -865,7 +865,7 @@
         </w:trPr>
         <w:tc>
           <w:tcPr>
-            <w:tcW w:w="4814" w:type="dxa"/>
+            <w:tcW w:w="4813" w:type="dxa"/>
             <w:tcBorders/>
           </w:tcPr>
           <w:p>
@@ -913,7 +913,7 @@
         </w:tc>
         <w:tc>
           <w:tcPr>
-            <w:tcW w:w="4537" w:type="dxa"/>
+            <w:tcW w:w="4538" w:type="dxa"/>
             <w:tcBorders/>
           </w:tcPr>
           <w:p>
@@ -943,7 +943,7 @@
         </w:trPr>
         <w:tc>
           <w:tcPr>
-            <w:tcW w:w="4814" w:type="dxa"/>
+            <w:tcW w:w="4813" w:type="dxa"/>
             <w:tcBorders/>
           </w:tcPr>
           <w:p>
@@ -991,7 +991,7 @@
         </w:tc>
         <w:tc>
           <w:tcPr>
-            <w:tcW w:w="4537" w:type="dxa"/>
+            <w:tcW w:w="4538" w:type="dxa"/>
             <w:tcBorders/>
           </w:tcPr>
           <w:p>
@@ -1078,7 +1078,10 @@
       </w:pPr>
       <w:r>
         <w:rPr>
-          <w:rFonts w:cs="Times New Roman" w:ascii="Times New Roman" w:hAnsi="Times New Roman"/>
+          <w:rFonts w:eastAsia="Times New Roman" w:cs="Times New Roman" w:ascii="Times New Roman" w:hAnsi="Times New Roman"/>
+          <w:kern w:val="0"/>
+          <w:lang w:eastAsia="ru-RU"/>
+          <w14:ligatures w14:val="none"/>
         </w:rPr>
       </w:r>
     </w:p>
@@ -2480,6 +2483,7 @@
     <w:qFormat/>
     <w:pPr>
       <w:widowControl/>
+      <w:suppressAutoHyphens w:val="true"/>
       <w:bidi w:val="0"/>
       <w:spacing w:before="0" w:after="0"/>
       <w:jc w:val="start"/>
@@ -2954,6 +2958,32 @@
   </w:style>
   <w:style w:type="paragraph" w:styleId="Style9">
     <w:name w:val="Указатель"/>
+    <w:basedOn w:val="Normal"/>
+    <w:qFormat/>
+    <w:pPr>
+      <w:suppressLineNumbers/>
+    </w:pPr>
+    <w:rPr>
+      <w:rFonts w:cs="Lucida Sans"/>
+    </w:rPr>
+  </w:style>
+  <w:style w:type="paragraph" w:styleId="user">
+    <w:name w:val="Заголовок (user)"/>
+    <w:basedOn w:val="Normal"/>
+    <w:next w:val="BodyText"/>
+    <w:qFormat/>
+    <w:pPr>
+      <w:keepNext w:val="true"/>
+      <w:spacing w:before="240" w:after="120"/>
+    </w:pPr>
+    <w:rPr>
+      <w:rFonts w:ascii="Liberation Sans" w:hAnsi="Liberation Sans" w:eastAsia="Microsoft YaHei" w:cs="Lucida Sans"/>
+      <w:sz w:val="28"/>
+      <w:szCs w:val="28"/>
+    </w:rPr>
+  </w:style>
+  <w:style w:type="paragraph" w:styleId="user1">
+    <w:name w:val="Указатель (user)"/>
     <w:basedOn w:val="Normal"/>
     <w:qFormat/>
     <w:pPr>
@@ -3088,11 +3118,15 @@
       <w:color w:themeColor="accent1" w:themeShade="bf" w:val="2F5496"/>
     </w:rPr>
   </w:style>
-  <w:style w:type="numbering" w:styleId="Style11" w:default="1">
-    <w:name w:val="Без списка"/>
+  <w:style w:type="numbering" w:styleId="user2" w:default="1">
+    <w:name w:val="Без списка (user)"/>
     <w:uiPriority w:val="99"/>
     <w:semiHidden/>
     <w:unhideWhenUsed/>
+    <w:qFormat/>
+  </w:style>
+  <w:style w:type="numbering" w:styleId="Style11">
+    <w:name w:val="Без списка"/>
     <w:qFormat/>
   </w:style>
   <w:style w:type="table" w:default="1" w:styleId="a2">
